--- a/lab6/Lab6_AdrianMutu_FAF-242.docx
+++ b/lab6/Lab6_AdrianMutu_FAF-242.docx
@@ -768,7 +768,7 @@
       <w:r>
         <w:drawing>
           <wp:inline distT="0" distB="0" distL="0" distR="0">
-            <wp:extent cx="4095750" cy="2886075"/>
+            <wp:extent cx="4095750" cy="2666323"/>
             <wp:effectExtent t="0" r="0" b="0" l="0"/>
             <wp:docPr id="19" name=""/>
             <wp:cNvGraphicFramePr>
@@ -793,7 +793,7 @@
                   <pic:spPr bwMode="auto">
                     <a:xfrm>
                       <a:off x="0" y="0"/>
-                      <a:ext cx="4095750" cy="2886075"/>
+                      <a:ext cx="4095750" cy="2666323"/>
                     </a:xfrm>
                     <a:prstGeom prst="rect">
                       <a:avLst/>
@@ -829,7 +829,7 @@
       <w:r>
         <w:drawing>
           <wp:inline distT="0" distB="0" distL="0" distR="0">
-            <wp:extent cx="4095750" cy="1781175"/>
+            <wp:extent cx="4095750" cy="1608803"/>
             <wp:effectExtent t="0" r="0" b="0" l="0"/>
             <wp:docPr id="20" name=""/>
             <wp:cNvGraphicFramePr>
@@ -854,7 +854,7 @@
                   <pic:spPr bwMode="auto">
                     <a:xfrm>
                       <a:off x="0" y="0"/>
-                      <a:ext cx="4095750" cy="1781175"/>
+                      <a:ext cx="4095750" cy="1608803"/>
                     </a:xfrm>
                     <a:prstGeom prst="rect">
                       <a:avLst/>
@@ -1113,7 +1113,7 @@
       <w:r>
         <w:drawing>
           <wp:inline distT="0" distB="0" distL="0" distR="0">
-            <wp:extent cx="4095750" cy="2428875"/>
+            <wp:extent cx="4095750" cy="2308236"/>
             <wp:effectExtent t="0" r="0" b="0" l="0"/>
             <wp:docPr id="21" name=""/>
             <wp:cNvGraphicFramePr>
@@ -1138,7 +1138,7 @@
                   <pic:spPr bwMode="auto">
                     <a:xfrm>
                       <a:off x="0" y="0"/>
-                      <a:ext cx="4095750" cy="2428875"/>
+                      <a:ext cx="4095750" cy="2308236"/>
                     </a:xfrm>
                     <a:prstGeom prst="rect">
                       <a:avLst/>
@@ -1174,7 +1174,7 @@
       <w:r>
         <w:drawing>
           <wp:inline distT="0" distB="0" distL="0" distR="0">
-            <wp:extent cx="4095750" cy="2419350"/>
+            <wp:extent cx="4095750" cy="2200074"/>
             <wp:effectExtent t="0" r="0" b="0" l="0"/>
             <wp:docPr id="22" name=""/>
             <wp:cNvGraphicFramePr>
@@ -1199,7 +1199,7 @@
                   <pic:spPr bwMode="auto">
                     <a:xfrm>
                       <a:off x="0" y="0"/>
-                      <a:ext cx="4095750" cy="2419350"/>
+                      <a:ext cx="4095750" cy="2200074"/>
                     </a:xfrm>
                     <a:prstGeom prst="rect">
                       <a:avLst/>
@@ -1235,7 +1235,7 @@
       <w:r>
         <w:drawing>
           <wp:inline distT="0" distB="0" distL="0" distR="0">
-            <wp:extent cx="4095750" cy="1171575"/>
+            <wp:extent cx="4095750" cy="1040429"/>
             <wp:effectExtent t="0" r="0" b="0" l="0"/>
             <wp:docPr id="23" name=""/>
             <wp:cNvGraphicFramePr>
@@ -1260,7 +1260,7 @@
                   <pic:spPr bwMode="auto">
                     <a:xfrm>
                       <a:off x="0" y="0"/>
-                      <a:ext cx="4095750" cy="1171575"/>
+                      <a:ext cx="4095750" cy="1040429"/>
                     </a:xfrm>
                     <a:prstGeom prst="rect">
                       <a:avLst/>
@@ -1296,7 +1296,7 @@
       <w:r>
         <w:drawing>
           <wp:inline distT="0" distB="0" distL="0" distR="0">
-            <wp:extent cx="4095750" cy="2276475"/>
+            <wp:extent cx="4095750" cy="2145140"/>
             <wp:effectExtent t="0" r="0" b="0" l="0"/>
             <wp:docPr id="24" name=""/>
             <wp:cNvGraphicFramePr>
@@ -1321,7 +1321,7 @@
                   <pic:spPr bwMode="auto">
                     <a:xfrm>
                       <a:off x="0" y="0"/>
-                      <a:ext cx="4095750" cy="2276475"/>
+                      <a:ext cx="4095750" cy="2145140"/>
                     </a:xfrm>
                     <a:prstGeom prst="rect">
                       <a:avLst/>
@@ -1639,7 +1639,7 @@
       <w:r>
         <w:drawing>
           <wp:inline distT="0" distB="0" distL="0" distR="0">
-            <wp:extent cx="4095750" cy="742950"/>
+            <wp:extent cx="4095750" cy="634226"/>
             <wp:effectExtent t="0" r="0" b="0" l="0"/>
             <wp:docPr id="25" name=""/>
             <wp:cNvGraphicFramePr>
@@ -1664,7 +1664,7 @@
                   <pic:spPr bwMode="auto">
                     <a:xfrm>
                       <a:off x="0" y="0"/>
-                      <a:ext cx="4095750" cy="742950"/>
+                      <a:ext cx="4095750" cy="634226"/>
                     </a:xfrm>
                     <a:prstGeom prst="rect">
                       <a:avLst/>
@@ -1700,7 +1700,7 @@
       <w:r>
         <w:drawing>
           <wp:inline distT="0" distB="0" distL="0" distR="0">
-            <wp:extent cx="4095750" cy="1657350"/>
+            <wp:extent cx="4095750" cy="1437348"/>
             <wp:effectExtent t="0" r="0" b="0" l="0"/>
             <wp:docPr id="26" name=""/>
             <wp:cNvGraphicFramePr>
@@ -1725,7 +1725,7 @@
                   <pic:spPr bwMode="auto">
                     <a:xfrm>
                       <a:off x="0" y="0"/>
-                      <a:ext cx="4095750" cy="1657350"/>
+                      <a:ext cx="4095750" cy="1437348"/>
                     </a:xfrm>
                     <a:prstGeom prst="rect">
                       <a:avLst/>
@@ -1960,7 +1960,7 @@
       <w:r>
         <w:drawing>
           <wp:inline distT="0" distB="0" distL="0" distR="0">
-            <wp:extent cx="4095750" cy="7267575"/>
+            <wp:extent cx="4095750" cy="7126821"/>
             <wp:effectExtent t="0" r="0" b="0" l="0"/>
             <wp:docPr id="27" name=""/>
             <wp:cNvGraphicFramePr>
@@ -1985,7 +1985,7 @@
                   <pic:spPr bwMode="auto">
                     <a:xfrm>
                       <a:off x="0" y="0"/>
-                      <a:ext cx="4095750" cy="7267575"/>
+                      <a:ext cx="4095750" cy="7126821"/>
                     </a:xfrm>
                     <a:prstGeom prst="rect">
                       <a:avLst/>
@@ -2021,7 +2021,7 @@
       <w:r>
         <w:drawing>
           <wp:inline distT="0" distB="0" distL="0" distR="0">
-            <wp:extent cx="4095750" cy="904875"/>
+            <wp:extent cx="4095750" cy="738334"/>
             <wp:effectExtent t="0" r="0" b="0" l="0"/>
             <wp:docPr id="28" name=""/>
             <wp:cNvGraphicFramePr>
@@ -2046,7 +2046,7 @@
                   <pic:spPr bwMode="auto">
                     <a:xfrm>
                       <a:off x="0" y="0"/>
-                      <a:ext cx="4095750" cy="904875"/>
+                      <a:ext cx="4095750" cy="738334"/>
                     </a:xfrm>
                     <a:prstGeom prst="rect">
                       <a:avLst/>
@@ -2082,7 +2082,7 @@
       <w:r>
         <w:drawing>
           <wp:inline distT="0" distB="0" distL="0" distR="0">
-            <wp:extent cx="4095750" cy="3190875"/>
+            <wp:extent cx="4095750" cy="2971319"/>
             <wp:effectExtent t="0" r="0" b="0" l="0"/>
             <wp:docPr id="29" name=""/>
             <wp:cNvGraphicFramePr>
@@ -2107,7 +2107,7 @@
                   <pic:spPr bwMode="auto">
                     <a:xfrm>
                       <a:off x="0" y="0"/>
-                      <a:ext cx="4095750" cy="3190875"/>
+                      <a:ext cx="4095750" cy="2971319"/>
                     </a:xfrm>
                     <a:prstGeom prst="rect">
                       <a:avLst/>
